--- a/CW1/CW1_2025 (1).docx
+++ b/CW1/CW1_2025 (1).docx
@@ -1,6 +1,6 @@
 
 <file path=word/document.xml><?xml version="1.0" encoding="utf-8"?>
-<w:document xmlns:wpc="http://schemas.microsoft.com/office/word/2010/wordprocessingCanvas" xmlns:cx="http://schemas.microsoft.com/office/drawing/2014/chartex" xmlns:cx1="http://schemas.microsoft.com/office/drawing/2015/9/8/chartex" xmlns:cx2="http://schemas.microsoft.com/office/drawing/2015/10/21/chartex" xmlns:cx3="http://schemas.microsoft.com/office/drawing/2016/5/9/chartex" xmlns:cx4="http://schemas.microsoft.com/office/drawing/2016/5/10/chartex" xmlns:cx5="http://schemas.microsoft.com/office/drawing/2016/5/11/chartex" xmlns:cx6="http://schemas.microsoft.com/office/drawing/2016/5/12/chartex" xmlns:cx7="http://schemas.microsoft.com/office/drawing/2016/5/13/chartex" xmlns:cx8="http://schemas.microsoft.com/office/drawing/2016/5/14/chartex" xmlns:mc="http://schemas.openxmlformats.org/markup-compatibility/2006" xmlns:aink="http://schemas.microsoft.com/office/drawing/2016/ink" xmlns:am3d="http://schemas.microsoft.com/office/drawing/2017/model3d" xmlns:o="urn:schemas-microsoft-com:office:office" xmlns:oel="http://schemas.microsoft.com/office/2019/extlst" xmlns:r="http://schemas.openxmlformats.org/officeDocument/2006/relationships" xmlns:m="http://schemas.openxmlformats.org/officeDocument/2006/math" xmlns:v="urn:schemas-microsoft-com:vml" xmlns:wp14="http://schemas.microsoft.com/office/word/2010/wordprocessingDrawing" xmlns:wp="http://schemas.openxmlformats.org/drawingml/2006/wordprocessingDrawing" xmlns:w10="urn:schemas-microsoft-com:office:word" xmlns:w="http://schemas.openxmlformats.org/wordprocessingml/2006/main" xmlns:w14="http://schemas.microsoft.com/office/word/2010/wordml" xmlns:w15="http://schemas.microsoft.com/office/word/2012/wordml" xmlns:w16cex="http://schemas.microsoft.com/office/word/2018/wordml/cex" xmlns:w16cid="http://schemas.microsoft.com/office/word/2016/wordml/cid" xmlns:w16="http://schemas.microsoft.com/office/word/2018/wordml" xmlns:w16sdtdh="http://schemas.microsoft.com/office/word/2020/wordml/sdtdatahash" xmlns:w16se="http://schemas.microsoft.com/office/word/2015/wordml/symex" xmlns:wpg="http://schemas.microsoft.com/office/word/2010/wordprocessingGroup" xmlns:wpi="http://schemas.microsoft.com/office/word/2010/wordprocessingInk" xmlns:wne="http://schemas.microsoft.com/office/word/2006/wordml" xmlns:wps="http://schemas.microsoft.com/office/word/2010/wordprocessingShape" mc:Ignorable="w14 w15 w16se w16cid w16 w16cex w16sdtdh wp14">
+<w:document xmlns:wpc="http://schemas.microsoft.com/office/word/2010/wordprocessingCanvas" xmlns:cx="http://schemas.microsoft.com/office/drawing/2014/chartex" xmlns:cx1="http://schemas.microsoft.com/office/drawing/2015/9/8/chartex" xmlns:cx2="http://schemas.microsoft.com/office/drawing/2015/10/21/chartex" xmlns:cx3="http://schemas.microsoft.com/office/drawing/2016/5/9/chartex" xmlns:cx4="http://schemas.microsoft.com/office/drawing/2016/5/10/chartex" xmlns:cx5="http://schemas.microsoft.com/office/drawing/2016/5/11/chartex" xmlns:cx6="http://schemas.microsoft.com/office/drawing/2016/5/12/chartex" xmlns:cx7="http://schemas.microsoft.com/office/drawing/2016/5/13/chartex" xmlns:cx8="http://schemas.microsoft.com/office/drawing/2016/5/14/chartex" xmlns:mc="http://schemas.openxmlformats.org/markup-compatibility/2006" xmlns:aink="http://schemas.microsoft.com/office/drawing/2016/ink" xmlns:am3d="http://schemas.microsoft.com/office/drawing/2017/model3d" xmlns:o="urn:schemas-microsoft-com:office:office" xmlns:oel="http://schemas.microsoft.com/office/2019/extlst" xmlns:r="http://schemas.openxmlformats.org/officeDocument/2006/relationships" xmlns:m="http://schemas.openxmlformats.org/officeDocument/2006/math" xmlns:v="urn:schemas-microsoft-com:vml" xmlns:wp14="http://schemas.microsoft.com/office/word/2010/wordprocessingDrawing" xmlns:wp="http://schemas.openxmlformats.org/drawingml/2006/wordprocessingDrawing" xmlns:w10="urn:schemas-microsoft-com:office:word" xmlns:w="http://schemas.openxmlformats.org/wordprocessingml/2006/main" xmlns:w14="http://schemas.microsoft.com/office/word/2010/wordml" xmlns:w15="http://schemas.microsoft.com/office/word/2012/wordml" xmlns:w16cex="http://schemas.microsoft.com/office/word/2018/wordml/cex" xmlns:w16cid="http://schemas.microsoft.com/office/word/2016/wordml/cid" xmlns:w16="http://schemas.microsoft.com/office/word/2018/wordml" xmlns:w16du="http://schemas.microsoft.com/office/word/2023/wordml/word16du" xmlns:w16sdtdh="http://schemas.microsoft.com/office/word/2020/wordml/sdtdatahash" xmlns:w16sdtfl="http://schemas.microsoft.com/office/word/2024/wordml/sdtformatlock" xmlns:w16se="http://schemas.microsoft.com/office/word/2015/wordml/symex" xmlns:wpg="http://schemas.microsoft.com/office/word/2010/wordprocessingGroup" xmlns:wpi="http://schemas.microsoft.com/office/word/2010/wordprocessingInk" xmlns:wne="http://schemas.microsoft.com/office/word/2006/wordml" xmlns:wps="http://schemas.microsoft.com/office/word/2010/wordprocessingShape" mc:Ignorable="w14 w15 w16se w16cid w16 w16cex w16sdtdh w16sdtfl w16du wp14">
   <w:body>
     <w:p>
       <w:pPr>
@@ -6229,6 +6229,68 @@
                 <w:sz w:val="22"/>
               </w:rPr>
             </w:pPr>
+            <w:r>
+              <w:rPr>
+                <w:rFonts w:asciiTheme="minorHAnsi" w:eastAsia="Times New Roman" w:hAnsiTheme="minorHAnsi" w:cstheme="minorHAnsi"/>
+                <w:b/>
+                <w:bCs/>
+                <w:sz w:val="22"/>
+              </w:rPr>
+              <w:t>The program first loads value X and subtracts 1 and then checks if result is 0. If it is, then the program continues normally, but if X isn’t 0 after the subtraction, then the program halts. After program continues, it loads T1 (T1 = 3) and stores it in a value TEMP, then loads T2 (T2 = 5) and stores it in T1. Then TEMP is loaded and stored into T2.</w:t>
+            </w:r>
+          </w:p>
+          <w:p>
+            <w:pPr>
+              <w:spacing w:after="33" w:line="256" w:lineRule="auto"/>
+              <w:ind w:left="0" w:firstLine="0"/>
+              <w:rPr>
+                <w:rFonts w:asciiTheme="minorHAnsi" w:eastAsia="Times New Roman" w:hAnsiTheme="minorHAnsi" w:cstheme="minorHAnsi"/>
+                <w:b/>
+                <w:bCs/>
+                <w:sz w:val="22"/>
+              </w:rPr>
+            </w:pPr>
+          </w:p>
+          <w:p>
+            <w:pPr>
+              <w:spacing w:after="33" w:line="256" w:lineRule="auto"/>
+              <w:ind w:left="0" w:firstLine="0"/>
+              <w:rPr>
+                <w:rFonts w:asciiTheme="minorHAnsi" w:eastAsia="Times New Roman" w:hAnsiTheme="minorHAnsi" w:cstheme="minorHAnsi"/>
+                <w:b/>
+                <w:bCs/>
+                <w:sz w:val="22"/>
+              </w:rPr>
+            </w:pPr>
+            <w:r>
+              <w:rPr>
+                <w:rFonts w:asciiTheme="minorHAnsi" w:eastAsia="Times New Roman" w:hAnsiTheme="minorHAnsi" w:cstheme="minorHAnsi"/>
+                <w:b/>
+                <w:bCs/>
+                <w:sz w:val="22"/>
+              </w:rPr>
+              <w:t xml:space="preserve">There weren’t really any challenges, only the few </w:t>
+            </w:r>
+            <w:proofErr w:type="gramStart"/>
+            <w:r>
+              <w:rPr>
+                <w:rFonts w:asciiTheme="minorHAnsi" w:eastAsia="Times New Roman" w:hAnsiTheme="minorHAnsi" w:cstheme="minorHAnsi"/>
+                <w:b/>
+                <w:bCs/>
+                <w:sz w:val="22"/>
+              </w:rPr>
+              <w:t>mess</w:t>
+            </w:r>
+            <w:proofErr w:type="gramEnd"/>
+            <w:r>
+              <w:rPr>
+                <w:rFonts w:asciiTheme="minorHAnsi" w:eastAsia="Times New Roman" w:hAnsiTheme="minorHAnsi" w:cstheme="minorHAnsi"/>
+                <w:b/>
+                <w:bCs/>
+                <w:sz w:val="22"/>
+              </w:rPr>
+              <w:t xml:space="preserve"> up in which values get swapped, which were easily fixed by checking the code again and writing the right values.</w:t>
+            </w:r>
           </w:p>
           <w:p>
             <w:pPr>
@@ -7473,6 +7535,48 @@
                 <w:sz w:val="22"/>
               </w:rPr>
             </w:pPr>
+            <w:r>
+              <w:rPr>
+                <w:rFonts w:asciiTheme="minorHAnsi" w:eastAsia="Times New Roman" w:hAnsiTheme="minorHAnsi" w:cstheme="minorHAnsi"/>
+                <w:b/>
+                <w:bCs/>
+                <w:sz w:val="22"/>
+              </w:rPr>
+              <w:t>The program first checks if T1 isn’t equal to T2. If they are, the program halts, but if they’re not, T1 is stored in X (X = 1) and T2 is stored in Y (Y = 3). Then, the program runs a cycle until one of the numbers isn’t 0 by subtracting 1 from each number and checking if it’s 0. If X goes 0, then numbers are sorted in descending order (T1 = 3, T2 = 1 as an example), but if Y goes 0, then numbers are sorted in ascending order (T1 = 1, T2 = 3).</w:t>
+            </w:r>
+          </w:p>
+          <w:p>
+            <w:pPr>
+              <w:spacing w:after="33" w:line="256" w:lineRule="auto"/>
+              <w:ind w:left="0" w:firstLine="0"/>
+              <w:rPr>
+                <w:rFonts w:asciiTheme="minorHAnsi" w:eastAsia="Times New Roman" w:hAnsiTheme="minorHAnsi" w:cstheme="minorHAnsi"/>
+                <w:b/>
+                <w:bCs/>
+                <w:sz w:val="22"/>
+              </w:rPr>
+            </w:pPr>
+          </w:p>
+          <w:p>
+            <w:pPr>
+              <w:spacing w:after="33" w:line="256" w:lineRule="auto"/>
+              <w:ind w:left="0" w:firstLine="0"/>
+              <w:rPr>
+                <w:rFonts w:asciiTheme="minorHAnsi" w:eastAsia="Times New Roman" w:hAnsiTheme="minorHAnsi" w:cstheme="minorHAnsi"/>
+                <w:b/>
+                <w:bCs/>
+                <w:sz w:val="22"/>
+              </w:rPr>
+            </w:pPr>
+            <w:r>
+              <w:rPr>
+                <w:rFonts w:asciiTheme="minorHAnsi" w:eastAsia="Times New Roman" w:hAnsiTheme="minorHAnsi" w:cstheme="minorHAnsi"/>
+                <w:b/>
+                <w:bCs/>
+                <w:sz w:val="22"/>
+              </w:rPr>
+              <w:t>The only challenge was to figure out how to find out which number is greater, which was fixed by making a cycle that repeats until one number reaches 0.</w:t>
+            </w:r>
           </w:p>
           <w:p>
             <w:pPr>
@@ -8676,6 +8780,15 @@
                 <w:sz w:val="22"/>
               </w:rPr>
             </w:pPr>
+            <w:r>
+              <w:rPr>
+                <w:rFonts w:asciiTheme="minorHAnsi" w:eastAsia="Times New Roman" w:hAnsiTheme="minorHAnsi" w:cstheme="minorHAnsi"/>
+                <w:b/>
+                <w:bCs/>
+                <w:sz w:val="22"/>
+              </w:rPr>
+              <w:t>The program loads in X and jumps to first scenario if it is 0, then subtracts 1 and jumps to second scenario if ACC is 0, then subtracts 1 again and jumps to third scenario if ACC is 0, otherwise halting the program. By subtracting 1 and gaining 0, we can check what value X is, since 1 – 1 = 0 and 2 – 1 – 1 = 0.</w:t>
+            </w:r>
           </w:p>
           <w:p>
             <w:pPr>
@@ -8700,6 +8813,164 @@
                 <w:sz w:val="22"/>
               </w:rPr>
             </w:pPr>
+            <w:r>
+              <w:rPr>
+                <w:rFonts w:asciiTheme="minorHAnsi" w:eastAsia="Times New Roman" w:hAnsiTheme="minorHAnsi" w:cstheme="minorHAnsi"/>
+                <w:b/>
+                <w:bCs/>
+                <w:sz w:val="22"/>
+              </w:rPr>
+              <w:t xml:space="preserve">The array processing was very simple, since it was just calling the first number required and then adding the rest numbers that </w:t>
+            </w:r>
+            <w:proofErr w:type="gramStart"/>
+            <w:r>
+              <w:rPr>
+                <w:rFonts w:asciiTheme="minorHAnsi" w:eastAsia="Times New Roman" w:hAnsiTheme="minorHAnsi" w:cstheme="minorHAnsi"/>
+                <w:b/>
+                <w:bCs/>
+                <w:sz w:val="22"/>
+              </w:rPr>
+              <w:t>have to</w:t>
+            </w:r>
+            <w:proofErr w:type="gramEnd"/>
+            <w:r>
+              <w:rPr>
+                <w:rFonts w:asciiTheme="minorHAnsi" w:eastAsia="Times New Roman" w:hAnsiTheme="minorHAnsi" w:cstheme="minorHAnsi"/>
+                <w:b/>
+                <w:bCs/>
+                <w:sz w:val="22"/>
+              </w:rPr>
+              <w:t xml:space="preserve"> be added.</w:t>
+            </w:r>
+          </w:p>
+          <w:p>
+            <w:pPr>
+              <w:spacing w:after="33" w:line="256" w:lineRule="auto"/>
+              <w:ind w:left="0" w:firstLine="0"/>
+              <w:rPr>
+                <w:rFonts w:asciiTheme="minorHAnsi" w:eastAsia="Times New Roman" w:hAnsiTheme="minorHAnsi" w:cstheme="minorHAnsi"/>
+                <w:b/>
+                <w:bCs/>
+                <w:sz w:val="22"/>
+              </w:rPr>
+            </w:pPr>
+          </w:p>
+          <w:p>
+            <w:pPr>
+              <w:spacing w:after="33" w:line="256" w:lineRule="auto"/>
+              <w:ind w:left="0" w:firstLine="0"/>
+              <w:rPr>
+                <w:rFonts w:asciiTheme="minorHAnsi" w:eastAsia="Times New Roman" w:hAnsiTheme="minorHAnsi" w:cstheme="minorHAnsi"/>
+                <w:b/>
+                <w:bCs/>
+                <w:sz w:val="22"/>
+              </w:rPr>
+            </w:pPr>
+            <w:r>
+              <w:rPr>
+                <w:rFonts w:asciiTheme="minorHAnsi" w:eastAsia="Times New Roman" w:hAnsiTheme="minorHAnsi" w:cstheme="minorHAnsi"/>
+                <w:b/>
+                <w:bCs/>
+                <w:sz w:val="22"/>
+              </w:rPr>
+              <w:t>Program stores numbers from T1 to T10:</w:t>
+            </w:r>
+          </w:p>
+          <w:p>
+            <w:pPr>
+              <w:spacing w:after="33" w:line="256" w:lineRule="auto"/>
+              <w:ind w:left="0" w:firstLine="0"/>
+              <w:rPr>
+                <w:rFonts w:asciiTheme="minorHAnsi" w:eastAsia="Times New Roman" w:hAnsiTheme="minorHAnsi" w:cstheme="minorHAnsi"/>
+                <w:b/>
+                <w:bCs/>
+                <w:sz w:val="22"/>
+              </w:rPr>
+            </w:pPr>
+            <w:r>
+              <w:rPr>
+                <w:rFonts w:asciiTheme="minorHAnsi" w:eastAsia="Times New Roman" w:hAnsiTheme="minorHAnsi" w:cstheme="minorHAnsi"/>
+                <w:b/>
+                <w:bCs/>
+                <w:sz w:val="22"/>
+              </w:rPr>
+              <w:t>(T1 = 1, T2 = 2, T3 = 3, T4 = 4, T5 = 5, T6 = 6, T7= 7, T8 = 8, T9 = 9, T10 = 10)</w:t>
+            </w:r>
+          </w:p>
+          <w:p>
+            <w:pPr>
+              <w:spacing w:after="33" w:line="256" w:lineRule="auto"/>
+              <w:ind w:left="0" w:firstLine="0"/>
+              <w:rPr>
+                <w:rFonts w:asciiTheme="minorHAnsi" w:eastAsia="Times New Roman" w:hAnsiTheme="minorHAnsi" w:cstheme="minorHAnsi"/>
+                <w:b/>
+                <w:bCs/>
+                <w:sz w:val="22"/>
+              </w:rPr>
+            </w:pPr>
+          </w:p>
+          <w:p>
+            <w:pPr>
+              <w:spacing w:after="33" w:line="256" w:lineRule="auto"/>
+              <w:ind w:left="0" w:firstLine="0"/>
+              <w:rPr>
+                <w:rFonts w:asciiTheme="minorHAnsi" w:eastAsia="Times New Roman" w:hAnsiTheme="minorHAnsi" w:cstheme="minorHAnsi"/>
+                <w:b/>
+                <w:bCs/>
+                <w:sz w:val="22"/>
+              </w:rPr>
+            </w:pPr>
+            <w:r>
+              <w:rPr>
+                <w:rFonts w:asciiTheme="minorHAnsi" w:eastAsia="Times New Roman" w:hAnsiTheme="minorHAnsi" w:cstheme="minorHAnsi"/>
+                <w:b/>
+                <w:bCs/>
+                <w:sz w:val="22"/>
+              </w:rPr>
+              <w:t>If X = 0, then the program adds up all numbers and stores them in Z, which in this scenario is equal to 55.</w:t>
+            </w:r>
+          </w:p>
+          <w:p>
+            <w:pPr>
+              <w:spacing w:after="33" w:line="256" w:lineRule="auto"/>
+              <w:ind w:left="0" w:firstLine="0"/>
+              <w:rPr>
+                <w:rFonts w:asciiTheme="minorHAnsi" w:eastAsia="Times New Roman" w:hAnsiTheme="minorHAnsi" w:cstheme="minorHAnsi"/>
+                <w:b/>
+                <w:bCs/>
+                <w:sz w:val="22"/>
+              </w:rPr>
+            </w:pPr>
+            <w:r>
+              <w:rPr>
+                <w:rFonts w:asciiTheme="minorHAnsi" w:eastAsia="Times New Roman" w:hAnsiTheme="minorHAnsi" w:cstheme="minorHAnsi"/>
+                <w:b/>
+                <w:bCs/>
+                <w:sz w:val="22"/>
+              </w:rPr>
+              <w:t>If X = 1, then the program adds the first five numbers and stores them in Z, which in this scenario is equal to 15.</w:t>
+            </w:r>
+          </w:p>
+          <w:p>
+            <w:pPr>
+              <w:spacing w:after="33" w:line="256" w:lineRule="auto"/>
+              <w:ind w:left="0" w:firstLine="0"/>
+              <w:rPr>
+                <w:rFonts w:asciiTheme="minorHAnsi" w:eastAsia="Times New Roman" w:hAnsiTheme="minorHAnsi" w:cstheme="minorHAnsi"/>
+                <w:b/>
+                <w:bCs/>
+                <w:sz w:val="22"/>
+              </w:rPr>
+            </w:pPr>
+            <w:r>
+              <w:rPr>
+                <w:rFonts w:asciiTheme="minorHAnsi" w:eastAsia="Times New Roman" w:hAnsiTheme="minorHAnsi" w:cstheme="minorHAnsi"/>
+                <w:b/>
+                <w:bCs/>
+                <w:sz w:val="22"/>
+              </w:rPr>
+              <w:t>If X = 2, then the program adds the last five numbers and stores them in Z, which in this scenario is equal to 40.</w:t>
+            </w:r>
           </w:p>
           <w:p>
             <w:pPr>
@@ -12146,7 +12417,7 @@
 </file>
 
 <file path=word/endnotes.xml><?xml version="1.0" encoding="utf-8"?>
-<w:endnotes xmlns:wpc="http://schemas.microsoft.com/office/word/2010/wordprocessingCanvas" xmlns:cx="http://schemas.microsoft.com/office/drawing/2014/chartex" xmlns:cx1="http://schemas.microsoft.com/office/drawing/2015/9/8/chartex" xmlns:cx2="http://schemas.microsoft.com/office/drawing/2015/10/21/chartex" xmlns:cx3="http://schemas.microsoft.com/office/drawing/2016/5/9/chartex" xmlns:cx4="http://schemas.microsoft.com/office/drawing/2016/5/10/chartex" xmlns:cx5="http://schemas.microsoft.com/office/drawing/2016/5/11/chartex" xmlns:cx6="http://schemas.microsoft.com/office/drawing/2016/5/12/chartex" xmlns:cx7="http://schemas.microsoft.com/office/drawing/2016/5/13/chartex" xmlns:cx8="http://schemas.microsoft.com/office/drawing/2016/5/14/chartex" xmlns:mc="http://schemas.openxmlformats.org/markup-compatibility/2006" xmlns:aink="http://schemas.microsoft.com/office/drawing/2016/ink" xmlns:am3d="http://schemas.microsoft.com/office/drawing/2017/model3d" xmlns:o="urn:schemas-microsoft-com:office:office" xmlns:oel="http://schemas.microsoft.com/office/2019/extlst" xmlns:r="http://schemas.openxmlformats.org/officeDocument/2006/relationships" xmlns:m="http://schemas.openxmlformats.org/officeDocument/2006/math" xmlns:v="urn:schemas-microsoft-com:vml" xmlns:wp14="http://schemas.microsoft.com/office/word/2010/wordprocessingDrawing" xmlns:wp="http://schemas.openxmlformats.org/drawingml/2006/wordprocessingDrawing" xmlns:w10="urn:schemas-microsoft-com:office:word" xmlns:w="http://schemas.openxmlformats.org/wordprocessingml/2006/main" xmlns:w14="http://schemas.microsoft.com/office/word/2010/wordml" xmlns:w15="http://schemas.microsoft.com/office/word/2012/wordml" xmlns:w16cex="http://schemas.microsoft.com/office/word/2018/wordml/cex" xmlns:w16cid="http://schemas.microsoft.com/office/word/2016/wordml/cid" xmlns:w16="http://schemas.microsoft.com/office/word/2018/wordml" xmlns:w16sdtdh="http://schemas.microsoft.com/office/word/2020/wordml/sdtdatahash" xmlns:w16se="http://schemas.microsoft.com/office/word/2015/wordml/symex" xmlns:wpg="http://schemas.microsoft.com/office/word/2010/wordprocessingGroup" xmlns:wpi="http://schemas.microsoft.com/office/word/2010/wordprocessingInk" xmlns:wne="http://schemas.microsoft.com/office/word/2006/wordml" xmlns:wps="http://schemas.microsoft.com/office/word/2010/wordprocessingShape" mc:Ignorable="w14 w15 w16se w16cid w16 w16cex w16sdtdh wp14">
+<w:endnotes xmlns:wpc="http://schemas.microsoft.com/office/word/2010/wordprocessingCanvas" xmlns:cx="http://schemas.microsoft.com/office/drawing/2014/chartex" xmlns:cx1="http://schemas.microsoft.com/office/drawing/2015/9/8/chartex" xmlns:cx2="http://schemas.microsoft.com/office/drawing/2015/10/21/chartex" xmlns:cx3="http://schemas.microsoft.com/office/drawing/2016/5/9/chartex" xmlns:cx4="http://schemas.microsoft.com/office/drawing/2016/5/10/chartex" xmlns:cx5="http://schemas.microsoft.com/office/drawing/2016/5/11/chartex" xmlns:cx6="http://schemas.microsoft.com/office/drawing/2016/5/12/chartex" xmlns:cx7="http://schemas.microsoft.com/office/drawing/2016/5/13/chartex" xmlns:cx8="http://schemas.microsoft.com/office/drawing/2016/5/14/chartex" xmlns:mc="http://schemas.openxmlformats.org/markup-compatibility/2006" xmlns:aink="http://schemas.microsoft.com/office/drawing/2016/ink" xmlns:am3d="http://schemas.microsoft.com/office/drawing/2017/model3d" xmlns:o="urn:schemas-microsoft-com:office:office" xmlns:oel="http://schemas.microsoft.com/office/2019/extlst" xmlns:r="http://schemas.openxmlformats.org/officeDocument/2006/relationships" xmlns:m="http://schemas.openxmlformats.org/officeDocument/2006/math" xmlns:v="urn:schemas-microsoft-com:vml" xmlns:wp14="http://schemas.microsoft.com/office/word/2010/wordprocessingDrawing" xmlns:wp="http://schemas.openxmlformats.org/drawingml/2006/wordprocessingDrawing" xmlns:w10="urn:schemas-microsoft-com:office:word" xmlns:w="http://schemas.openxmlformats.org/wordprocessingml/2006/main" xmlns:w14="http://schemas.microsoft.com/office/word/2010/wordml" xmlns:w15="http://schemas.microsoft.com/office/word/2012/wordml" xmlns:w16cex="http://schemas.microsoft.com/office/word/2018/wordml/cex" xmlns:w16cid="http://schemas.microsoft.com/office/word/2016/wordml/cid" xmlns:w16="http://schemas.microsoft.com/office/word/2018/wordml" xmlns:w16du="http://schemas.microsoft.com/office/word/2023/wordml/word16du" xmlns:w16sdtdh="http://schemas.microsoft.com/office/word/2020/wordml/sdtdatahash" xmlns:w16sdtfl="http://schemas.microsoft.com/office/word/2024/wordml/sdtformatlock" xmlns:w16se="http://schemas.microsoft.com/office/word/2015/wordml/symex" xmlns:wpg="http://schemas.microsoft.com/office/word/2010/wordprocessingGroup" xmlns:wpi="http://schemas.microsoft.com/office/word/2010/wordprocessingInk" xmlns:wne="http://schemas.microsoft.com/office/word/2006/wordml" xmlns:wps="http://schemas.microsoft.com/office/word/2010/wordprocessingShape" mc:Ignorable="w14 w15 w16se w16cid w16 w16cex w16sdtdh w16sdtfl w16du wp14">
   <w:endnote w:type="separator" w:id="-1">
     <w:p>
       <w:pPr>
@@ -12171,7 +12442,7 @@
 </file>
 
 <file path=word/footer1.xml><?xml version="1.0" encoding="utf-8"?>
-<w:ftr xmlns:wpc="http://schemas.microsoft.com/office/word/2010/wordprocessingCanvas" xmlns:cx="http://schemas.microsoft.com/office/drawing/2014/chartex" xmlns:cx1="http://schemas.microsoft.com/office/drawing/2015/9/8/chartex" xmlns:cx2="http://schemas.microsoft.com/office/drawing/2015/10/21/chartex" xmlns:cx3="http://schemas.microsoft.com/office/drawing/2016/5/9/chartex" xmlns:cx4="http://schemas.microsoft.com/office/drawing/2016/5/10/chartex" xmlns:cx5="http://schemas.microsoft.com/office/drawing/2016/5/11/chartex" xmlns:cx6="http://schemas.microsoft.com/office/drawing/2016/5/12/chartex" xmlns:cx7="http://schemas.microsoft.com/office/drawing/2016/5/13/chartex" xmlns:cx8="http://schemas.microsoft.com/office/drawing/2016/5/14/chartex" xmlns:mc="http://schemas.openxmlformats.org/markup-compatibility/2006" xmlns:aink="http://schemas.microsoft.com/office/drawing/2016/ink" xmlns:am3d="http://schemas.microsoft.com/office/drawing/2017/model3d" xmlns:o="urn:schemas-microsoft-com:office:office" xmlns:oel="http://schemas.microsoft.com/office/2019/extlst" xmlns:r="http://schemas.openxmlformats.org/officeDocument/2006/relationships" xmlns:m="http://schemas.openxmlformats.org/officeDocument/2006/math" xmlns:v="urn:schemas-microsoft-com:vml" xmlns:wp14="http://schemas.microsoft.com/office/word/2010/wordprocessingDrawing" xmlns:wp="http://schemas.openxmlformats.org/drawingml/2006/wordprocessingDrawing" xmlns:w10="urn:schemas-microsoft-com:office:word" xmlns:w="http://schemas.openxmlformats.org/wordprocessingml/2006/main" xmlns:w14="http://schemas.microsoft.com/office/word/2010/wordml" xmlns:w15="http://schemas.microsoft.com/office/word/2012/wordml" xmlns:w16cex="http://schemas.microsoft.com/office/word/2018/wordml/cex" xmlns:w16cid="http://schemas.microsoft.com/office/word/2016/wordml/cid" xmlns:w16="http://schemas.microsoft.com/office/word/2018/wordml" xmlns:w16sdtdh="http://schemas.microsoft.com/office/word/2020/wordml/sdtdatahash" xmlns:w16se="http://schemas.microsoft.com/office/word/2015/wordml/symex" xmlns:wpg="http://schemas.microsoft.com/office/word/2010/wordprocessingGroup" xmlns:wpi="http://schemas.microsoft.com/office/word/2010/wordprocessingInk" xmlns:wne="http://schemas.microsoft.com/office/word/2006/wordml" xmlns:wps="http://schemas.microsoft.com/office/word/2010/wordprocessingShape" mc:Ignorable="w14 w15 w16se w16cid w16 w16cex w16sdtdh wp14">
+<w:ftr xmlns:wpc="http://schemas.microsoft.com/office/word/2010/wordprocessingCanvas" xmlns:cx="http://schemas.microsoft.com/office/drawing/2014/chartex" xmlns:cx1="http://schemas.microsoft.com/office/drawing/2015/9/8/chartex" xmlns:cx2="http://schemas.microsoft.com/office/drawing/2015/10/21/chartex" xmlns:cx3="http://schemas.microsoft.com/office/drawing/2016/5/9/chartex" xmlns:cx4="http://schemas.microsoft.com/office/drawing/2016/5/10/chartex" xmlns:cx5="http://schemas.microsoft.com/office/drawing/2016/5/11/chartex" xmlns:cx6="http://schemas.microsoft.com/office/drawing/2016/5/12/chartex" xmlns:cx7="http://schemas.microsoft.com/office/drawing/2016/5/13/chartex" xmlns:cx8="http://schemas.microsoft.com/office/drawing/2016/5/14/chartex" xmlns:mc="http://schemas.openxmlformats.org/markup-compatibility/2006" xmlns:aink="http://schemas.microsoft.com/office/drawing/2016/ink" xmlns:am3d="http://schemas.microsoft.com/office/drawing/2017/model3d" xmlns:o="urn:schemas-microsoft-com:office:office" xmlns:oel="http://schemas.microsoft.com/office/2019/extlst" xmlns:r="http://schemas.openxmlformats.org/officeDocument/2006/relationships" xmlns:m="http://schemas.openxmlformats.org/officeDocument/2006/math" xmlns:v="urn:schemas-microsoft-com:vml" xmlns:wp14="http://schemas.microsoft.com/office/word/2010/wordprocessingDrawing" xmlns:wp="http://schemas.openxmlformats.org/drawingml/2006/wordprocessingDrawing" xmlns:w10="urn:schemas-microsoft-com:office:word" xmlns:w="http://schemas.openxmlformats.org/wordprocessingml/2006/main" xmlns:w14="http://schemas.microsoft.com/office/word/2010/wordml" xmlns:w15="http://schemas.microsoft.com/office/word/2012/wordml" xmlns:w16cex="http://schemas.microsoft.com/office/word/2018/wordml/cex" xmlns:w16cid="http://schemas.microsoft.com/office/word/2016/wordml/cid" xmlns:w16="http://schemas.microsoft.com/office/word/2018/wordml" xmlns:w16du="http://schemas.microsoft.com/office/word/2023/wordml/word16du" xmlns:w16sdtdh="http://schemas.microsoft.com/office/word/2020/wordml/sdtdatahash" xmlns:w16sdtfl="http://schemas.microsoft.com/office/word/2024/wordml/sdtformatlock" xmlns:w16se="http://schemas.microsoft.com/office/word/2015/wordml/symex" xmlns:wpg="http://schemas.microsoft.com/office/word/2010/wordprocessingGroup" xmlns:wpi="http://schemas.microsoft.com/office/word/2010/wordprocessingInk" xmlns:wne="http://schemas.microsoft.com/office/word/2006/wordml" xmlns:wps="http://schemas.microsoft.com/office/word/2010/wordprocessingShape" mc:Ignorable="w14 w15 w16se w16cid w16 w16cex w16sdtdh w16sdtfl w16du wp14">
   <w:p>
     <w:pPr>
       <w:spacing w:after="0" w:line="259" w:lineRule="auto"/>
@@ -12227,7 +12498,7 @@
 </file>
 
 <file path=word/footer2.xml><?xml version="1.0" encoding="utf-8"?>
-<w:ftr xmlns:wpc="http://schemas.microsoft.com/office/word/2010/wordprocessingCanvas" xmlns:cx="http://schemas.microsoft.com/office/drawing/2014/chartex" xmlns:cx1="http://schemas.microsoft.com/office/drawing/2015/9/8/chartex" xmlns:cx2="http://schemas.microsoft.com/office/drawing/2015/10/21/chartex" xmlns:cx3="http://schemas.microsoft.com/office/drawing/2016/5/9/chartex" xmlns:cx4="http://schemas.microsoft.com/office/drawing/2016/5/10/chartex" xmlns:cx5="http://schemas.microsoft.com/office/drawing/2016/5/11/chartex" xmlns:cx6="http://schemas.microsoft.com/office/drawing/2016/5/12/chartex" xmlns:cx7="http://schemas.microsoft.com/office/drawing/2016/5/13/chartex" xmlns:cx8="http://schemas.microsoft.com/office/drawing/2016/5/14/chartex" xmlns:mc="http://schemas.openxmlformats.org/markup-compatibility/2006" xmlns:aink="http://schemas.microsoft.com/office/drawing/2016/ink" xmlns:am3d="http://schemas.microsoft.com/office/drawing/2017/model3d" xmlns:o="urn:schemas-microsoft-com:office:office" xmlns:oel="http://schemas.microsoft.com/office/2019/extlst" xmlns:r="http://schemas.openxmlformats.org/officeDocument/2006/relationships" xmlns:m="http://schemas.openxmlformats.org/officeDocument/2006/math" xmlns:v="urn:schemas-microsoft-com:vml" xmlns:wp14="http://schemas.microsoft.com/office/word/2010/wordprocessingDrawing" xmlns:wp="http://schemas.openxmlformats.org/drawingml/2006/wordprocessingDrawing" xmlns:w10="urn:schemas-microsoft-com:office:word" xmlns:w="http://schemas.openxmlformats.org/wordprocessingml/2006/main" xmlns:w14="http://schemas.microsoft.com/office/word/2010/wordml" xmlns:w15="http://schemas.microsoft.com/office/word/2012/wordml" xmlns:w16cex="http://schemas.microsoft.com/office/word/2018/wordml/cex" xmlns:w16cid="http://schemas.microsoft.com/office/word/2016/wordml/cid" xmlns:w16="http://schemas.microsoft.com/office/word/2018/wordml" xmlns:w16sdtdh="http://schemas.microsoft.com/office/word/2020/wordml/sdtdatahash" xmlns:w16se="http://schemas.microsoft.com/office/word/2015/wordml/symex" xmlns:wpg="http://schemas.microsoft.com/office/word/2010/wordprocessingGroup" xmlns:wpi="http://schemas.microsoft.com/office/word/2010/wordprocessingInk" xmlns:wne="http://schemas.microsoft.com/office/word/2006/wordml" xmlns:wps="http://schemas.microsoft.com/office/word/2010/wordprocessingShape" mc:Ignorable="w14 w15 w16se w16cid w16 w16cex w16sdtdh wp14">
+<w:ftr xmlns:wpc="http://schemas.microsoft.com/office/word/2010/wordprocessingCanvas" xmlns:cx="http://schemas.microsoft.com/office/drawing/2014/chartex" xmlns:cx1="http://schemas.microsoft.com/office/drawing/2015/9/8/chartex" xmlns:cx2="http://schemas.microsoft.com/office/drawing/2015/10/21/chartex" xmlns:cx3="http://schemas.microsoft.com/office/drawing/2016/5/9/chartex" xmlns:cx4="http://schemas.microsoft.com/office/drawing/2016/5/10/chartex" xmlns:cx5="http://schemas.microsoft.com/office/drawing/2016/5/11/chartex" xmlns:cx6="http://schemas.microsoft.com/office/drawing/2016/5/12/chartex" xmlns:cx7="http://schemas.microsoft.com/office/drawing/2016/5/13/chartex" xmlns:cx8="http://schemas.microsoft.com/office/drawing/2016/5/14/chartex" xmlns:mc="http://schemas.openxmlformats.org/markup-compatibility/2006" xmlns:aink="http://schemas.microsoft.com/office/drawing/2016/ink" xmlns:am3d="http://schemas.microsoft.com/office/drawing/2017/model3d" xmlns:o="urn:schemas-microsoft-com:office:office" xmlns:oel="http://schemas.microsoft.com/office/2019/extlst" xmlns:r="http://schemas.openxmlformats.org/officeDocument/2006/relationships" xmlns:m="http://schemas.openxmlformats.org/officeDocument/2006/math" xmlns:v="urn:schemas-microsoft-com:vml" xmlns:wp14="http://schemas.microsoft.com/office/word/2010/wordprocessingDrawing" xmlns:wp="http://schemas.openxmlformats.org/drawingml/2006/wordprocessingDrawing" xmlns:w10="urn:schemas-microsoft-com:office:word" xmlns:w="http://schemas.openxmlformats.org/wordprocessingml/2006/main" xmlns:w14="http://schemas.microsoft.com/office/word/2010/wordml" xmlns:w15="http://schemas.microsoft.com/office/word/2012/wordml" xmlns:w16cex="http://schemas.microsoft.com/office/word/2018/wordml/cex" xmlns:w16cid="http://schemas.microsoft.com/office/word/2016/wordml/cid" xmlns:w16="http://schemas.microsoft.com/office/word/2018/wordml" xmlns:w16du="http://schemas.microsoft.com/office/word/2023/wordml/word16du" xmlns:w16sdtdh="http://schemas.microsoft.com/office/word/2020/wordml/sdtdatahash" xmlns:w16sdtfl="http://schemas.microsoft.com/office/word/2024/wordml/sdtformatlock" xmlns:w16se="http://schemas.microsoft.com/office/word/2015/wordml/symex" xmlns:wpg="http://schemas.microsoft.com/office/word/2010/wordprocessingGroup" xmlns:wpi="http://schemas.microsoft.com/office/word/2010/wordprocessingInk" xmlns:wne="http://schemas.microsoft.com/office/word/2006/wordml" xmlns:wps="http://schemas.microsoft.com/office/word/2010/wordprocessingShape" mc:Ignorable="w14 w15 w16se w16cid w16 w16cex w16sdtdh w16sdtfl w16du wp14">
   <w:p>
     <w:pPr>
       <w:spacing w:after="0" w:line="259" w:lineRule="auto"/>
@@ -12283,7 +12554,7 @@
 </file>
 
 <file path=word/footer3.xml><?xml version="1.0" encoding="utf-8"?>
-<w:ftr xmlns:wpc="http://schemas.microsoft.com/office/word/2010/wordprocessingCanvas" xmlns:cx="http://schemas.microsoft.com/office/drawing/2014/chartex" xmlns:cx1="http://schemas.microsoft.com/office/drawing/2015/9/8/chartex" xmlns:cx2="http://schemas.microsoft.com/office/drawing/2015/10/21/chartex" xmlns:cx3="http://schemas.microsoft.com/office/drawing/2016/5/9/chartex" xmlns:cx4="http://schemas.microsoft.com/office/drawing/2016/5/10/chartex" xmlns:cx5="http://schemas.microsoft.com/office/drawing/2016/5/11/chartex" xmlns:cx6="http://schemas.microsoft.com/office/drawing/2016/5/12/chartex" xmlns:cx7="http://schemas.microsoft.com/office/drawing/2016/5/13/chartex" xmlns:cx8="http://schemas.microsoft.com/office/drawing/2016/5/14/chartex" xmlns:mc="http://schemas.openxmlformats.org/markup-compatibility/2006" xmlns:aink="http://schemas.microsoft.com/office/drawing/2016/ink" xmlns:am3d="http://schemas.microsoft.com/office/drawing/2017/model3d" xmlns:o="urn:schemas-microsoft-com:office:office" xmlns:oel="http://schemas.microsoft.com/office/2019/extlst" xmlns:r="http://schemas.openxmlformats.org/officeDocument/2006/relationships" xmlns:m="http://schemas.openxmlformats.org/officeDocument/2006/math" xmlns:v="urn:schemas-microsoft-com:vml" xmlns:wp14="http://schemas.microsoft.com/office/word/2010/wordprocessingDrawing" xmlns:wp="http://schemas.openxmlformats.org/drawingml/2006/wordprocessingDrawing" xmlns:w10="urn:schemas-microsoft-com:office:word" xmlns:w="http://schemas.openxmlformats.org/wordprocessingml/2006/main" xmlns:w14="http://schemas.microsoft.com/office/word/2010/wordml" xmlns:w15="http://schemas.microsoft.com/office/word/2012/wordml" xmlns:w16cex="http://schemas.microsoft.com/office/word/2018/wordml/cex" xmlns:w16cid="http://schemas.microsoft.com/office/word/2016/wordml/cid" xmlns:w16="http://schemas.microsoft.com/office/word/2018/wordml" xmlns:w16sdtdh="http://schemas.microsoft.com/office/word/2020/wordml/sdtdatahash" xmlns:w16se="http://schemas.microsoft.com/office/word/2015/wordml/symex" xmlns:wpg="http://schemas.microsoft.com/office/word/2010/wordprocessingGroup" xmlns:wpi="http://schemas.microsoft.com/office/word/2010/wordprocessingInk" xmlns:wne="http://schemas.microsoft.com/office/word/2006/wordml" xmlns:wps="http://schemas.microsoft.com/office/word/2010/wordprocessingShape" mc:Ignorable="w14 w15 w16se w16cid w16 w16cex w16sdtdh wp14">
+<w:ftr xmlns:wpc="http://schemas.microsoft.com/office/word/2010/wordprocessingCanvas" xmlns:cx="http://schemas.microsoft.com/office/drawing/2014/chartex" xmlns:cx1="http://schemas.microsoft.com/office/drawing/2015/9/8/chartex" xmlns:cx2="http://schemas.microsoft.com/office/drawing/2015/10/21/chartex" xmlns:cx3="http://schemas.microsoft.com/office/drawing/2016/5/9/chartex" xmlns:cx4="http://schemas.microsoft.com/office/drawing/2016/5/10/chartex" xmlns:cx5="http://schemas.microsoft.com/office/drawing/2016/5/11/chartex" xmlns:cx6="http://schemas.microsoft.com/office/drawing/2016/5/12/chartex" xmlns:cx7="http://schemas.microsoft.com/office/drawing/2016/5/13/chartex" xmlns:cx8="http://schemas.microsoft.com/office/drawing/2016/5/14/chartex" xmlns:mc="http://schemas.openxmlformats.org/markup-compatibility/2006" xmlns:aink="http://schemas.microsoft.com/office/drawing/2016/ink" xmlns:am3d="http://schemas.microsoft.com/office/drawing/2017/model3d" xmlns:o="urn:schemas-microsoft-com:office:office" xmlns:oel="http://schemas.microsoft.com/office/2019/extlst" xmlns:r="http://schemas.openxmlformats.org/officeDocument/2006/relationships" xmlns:m="http://schemas.openxmlformats.org/officeDocument/2006/math" xmlns:v="urn:schemas-microsoft-com:vml" xmlns:wp14="http://schemas.microsoft.com/office/word/2010/wordprocessingDrawing" xmlns:wp="http://schemas.openxmlformats.org/drawingml/2006/wordprocessingDrawing" xmlns:w10="urn:schemas-microsoft-com:office:word" xmlns:w="http://schemas.openxmlformats.org/wordprocessingml/2006/main" xmlns:w14="http://schemas.microsoft.com/office/word/2010/wordml" xmlns:w15="http://schemas.microsoft.com/office/word/2012/wordml" xmlns:w16cex="http://schemas.microsoft.com/office/word/2018/wordml/cex" xmlns:w16cid="http://schemas.microsoft.com/office/word/2016/wordml/cid" xmlns:w16="http://schemas.microsoft.com/office/word/2018/wordml" xmlns:w16du="http://schemas.microsoft.com/office/word/2023/wordml/word16du" xmlns:w16sdtdh="http://schemas.microsoft.com/office/word/2020/wordml/sdtdatahash" xmlns:w16sdtfl="http://schemas.microsoft.com/office/word/2024/wordml/sdtformatlock" xmlns:w16se="http://schemas.microsoft.com/office/word/2015/wordml/symex" xmlns:wpg="http://schemas.microsoft.com/office/word/2010/wordprocessingGroup" xmlns:wpi="http://schemas.microsoft.com/office/word/2010/wordprocessingInk" xmlns:wne="http://schemas.microsoft.com/office/word/2006/wordml" xmlns:wps="http://schemas.microsoft.com/office/word/2010/wordprocessingShape" mc:Ignorable="w14 w15 w16se w16cid w16 w16cex w16sdtdh w16sdtfl w16du wp14">
   <w:p>
     <w:pPr>
       <w:spacing w:after="0" w:line="259" w:lineRule="auto"/>
@@ -12339,7 +12610,7 @@
 </file>
 
 <file path=word/footnotes.xml><?xml version="1.0" encoding="utf-8"?>
-<w:footnotes xmlns:wpc="http://schemas.microsoft.com/office/word/2010/wordprocessingCanvas" xmlns:cx="http://schemas.microsoft.com/office/drawing/2014/chartex" xmlns:cx1="http://schemas.microsoft.com/office/drawing/2015/9/8/chartex" xmlns:cx2="http://schemas.microsoft.com/office/drawing/2015/10/21/chartex" xmlns:cx3="http://schemas.microsoft.com/office/drawing/2016/5/9/chartex" xmlns:cx4="http://schemas.microsoft.com/office/drawing/2016/5/10/chartex" xmlns:cx5="http://schemas.microsoft.com/office/drawing/2016/5/11/chartex" xmlns:cx6="http://schemas.microsoft.com/office/drawing/2016/5/12/chartex" xmlns:cx7="http://schemas.microsoft.com/office/drawing/2016/5/13/chartex" xmlns:cx8="http://schemas.microsoft.com/office/drawing/2016/5/14/chartex" xmlns:mc="http://schemas.openxmlformats.org/markup-compatibility/2006" xmlns:aink="http://schemas.microsoft.com/office/drawing/2016/ink" xmlns:am3d="http://schemas.microsoft.com/office/drawing/2017/model3d" xmlns:o="urn:schemas-microsoft-com:office:office" xmlns:oel="http://schemas.microsoft.com/office/2019/extlst" xmlns:r="http://schemas.openxmlformats.org/officeDocument/2006/relationships" xmlns:m="http://schemas.openxmlformats.org/officeDocument/2006/math" xmlns:v="urn:schemas-microsoft-com:vml" xmlns:wp14="http://schemas.microsoft.com/office/word/2010/wordprocessingDrawing" xmlns:wp="http://schemas.openxmlformats.org/drawingml/2006/wordprocessingDrawing" xmlns:w10="urn:schemas-microsoft-com:office:word" xmlns:w="http://schemas.openxmlformats.org/wordprocessingml/2006/main" xmlns:w14="http://schemas.microsoft.com/office/word/2010/wordml" xmlns:w15="http://schemas.microsoft.com/office/word/2012/wordml" xmlns:w16cex="http://schemas.microsoft.com/office/word/2018/wordml/cex" xmlns:w16cid="http://schemas.microsoft.com/office/word/2016/wordml/cid" xmlns:w16="http://schemas.microsoft.com/office/word/2018/wordml" xmlns:w16sdtdh="http://schemas.microsoft.com/office/word/2020/wordml/sdtdatahash" xmlns:w16se="http://schemas.microsoft.com/office/word/2015/wordml/symex" xmlns:wpg="http://schemas.microsoft.com/office/word/2010/wordprocessingGroup" xmlns:wpi="http://schemas.microsoft.com/office/word/2010/wordprocessingInk" xmlns:wne="http://schemas.microsoft.com/office/word/2006/wordml" xmlns:wps="http://schemas.microsoft.com/office/word/2010/wordprocessingShape" mc:Ignorable="w14 w15 w16se w16cid w16 w16cex w16sdtdh wp14">
+<w:footnotes xmlns:wpc="http://schemas.microsoft.com/office/word/2010/wordprocessingCanvas" xmlns:cx="http://schemas.microsoft.com/office/drawing/2014/chartex" xmlns:cx1="http://schemas.microsoft.com/office/drawing/2015/9/8/chartex" xmlns:cx2="http://schemas.microsoft.com/office/drawing/2015/10/21/chartex" xmlns:cx3="http://schemas.microsoft.com/office/drawing/2016/5/9/chartex" xmlns:cx4="http://schemas.microsoft.com/office/drawing/2016/5/10/chartex" xmlns:cx5="http://schemas.microsoft.com/office/drawing/2016/5/11/chartex" xmlns:cx6="http://schemas.microsoft.com/office/drawing/2016/5/12/chartex" xmlns:cx7="http://schemas.microsoft.com/office/drawing/2016/5/13/chartex" xmlns:cx8="http://schemas.microsoft.com/office/drawing/2016/5/14/chartex" xmlns:mc="http://schemas.openxmlformats.org/markup-compatibility/2006" xmlns:aink="http://schemas.microsoft.com/office/drawing/2016/ink" xmlns:am3d="http://schemas.microsoft.com/office/drawing/2017/model3d" xmlns:o="urn:schemas-microsoft-com:office:office" xmlns:oel="http://schemas.microsoft.com/office/2019/extlst" xmlns:r="http://schemas.openxmlformats.org/officeDocument/2006/relationships" xmlns:m="http://schemas.openxmlformats.org/officeDocument/2006/math" xmlns:v="urn:schemas-microsoft-com:vml" xmlns:wp14="http://schemas.microsoft.com/office/word/2010/wordprocessingDrawing" xmlns:wp="http://schemas.openxmlformats.org/drawingml/2006/wordprocessingDrawing" xmlns:w10="urn:schemas-microsoft-com:office:word" xmlns:w="http://schemas.openxmlformats.org/wordprocessingml/2006/main" xmlns:w14="http://schemas.microsoft.com/office/word/2010/wordml" xmlns:w15="http://schemas.microsoft.com/office/word/2012/wordml" xmlns:w16cex="http://schemas.microsoft.com/office/word/2018/wordml/cex" xmlns:w16cid="http://schemas.microsoft.com/office/word/2016/wordml/cid" xmlns:w16="http://schemas.microsoft.com/office/word/2018/wordml" xmlns:w16du="http://schemas.microsoft.com/office/word/2023/wordml/word16du" xmlns:w16sdtdh="http://schemas.microsoft.com/office/word/2020/wordml/sdtdatahash" xmlns:w16sdtfl="http://schemas.microsoft.com/office/word/2024/wordml/sdtformatlock" xmlns:w16se="http://schemas.microsoft.com/office/word/2015/wordml/symex" xmlns:wpg="http://schemas.microsoft.com/office/word/2010/wordprocessingGroup" xmlns:wpi="http://schemas.microsoft.com/office/word/2010/wordprocessingInk" xmlns:wne="http://schemas.microsoft.com/office/word/2006/wordml" xmlns:wps="http://schemas.microsoft.com/office/word/2010/wordprocessingShape" mc:Ignorable="w14 w15 w16se w16cid w16 w16cex w16sdtdh w16sdtfl w16du wp14">
   <w:footnote w:type="separator" w:id="-1">
     <w:p>
       <w:pPr>
@@ -12364,7 +12635,7 @@
 </file>
 
 <file path=word/numbering.xml><?xml version="1.0" encoding="utf-8"?>
-<w:numbering xmlns:wpc="http://schemas.microsoft.com/office/word/2010/wordprocessingCanvas" xmlns:cx="http://schemas.microsoft.com/office/drawing/2014/chartex" xmlns:cx1="http://schemas.microsoft.com/office/drawing/2015/9/8/chartex" xmlns:cx2="http://schemas.microsoft.com/office/drawing/2015/10/21/chartex" xmlns:cx3="http://schemas.microsoft.com/office/drawing/2016/5/9/chartex" xmlns:cx4="http://schemas.microsoft.com/office/drawing/2016/5/10/chartex" xmlns:cx5="http://schemas.microsoft.com/office/drawing/2016/5/11/chartex" xmlns:cx6="http://schemas.microsoft.com/office/drawing/2016/5/12/chartex" xmlns:cx7="http://schemas.microsoft.com/office/drawing/2016/5/13/chartex" xmlns:cx8="http://schemas.microsoft.com/office/drawing/2016/5/14/chartex" xmlns:mc="http://schemas.openxmlformats.org/markup-compatibility/2006" xmlns:aink="http://schemas.microsoft.com/office/drawing/2016/ink" xmlns:am3d="http://schemas.microsoft.com/office/drawing/2017/model3d" xmlns:o="urn:schemas-microsoft-com:office:office" xmlns:oel="http://schemas.microsoft.com/office/2019/extlst" xmlns:r="http://schemas.openxmlformats.org/officeDocument/2006/relationships" xmlns:m="http://schemas.openxmlformats.org/officeDocument/2006/math" xmlns:v="urn:schemas-microsoft-com:vml" xmlns:wp14="http://schemas.microsoft.com/office/word/2010/wordprocessingDrawing" xmlns:wp="http://schemas.openxmlformats.org/drawingml/2006/wordprocessingDrawing" xmlns:w10="urn:schemas-microsoft-com:office:word" xmlns:w="http://schemas.openxmlformats.org/wordprocessingml/2006/main" xmlns:w14="http://schemas.microsoft.com/office/word/2010/wordml" xmlns:w15="http://schemas.microsoft.com/office/word/2012/wordml" xmlns:w16cex="http://schemas.microsoft.com/office/word/2018/wordml/cex" xmlns:w16cid="http://schemas.microsoft.com/office/word/2016/wordml/cid" xmlns:w16="http://schemas.microsoft.com/office/word/2018/wordml" xmlns:w16sdtdh="http://schemas.microsoft.com/office/word/2020/wordml/sdtdatahash" xmlns:w16se="http://schemas.microsoft.com/office/word/2015/wordml/symex" xmlns:wpg="http://schemas.microsoft.com/office/word/2010/wordprocessingGroup" xmlns:wpi="http://schemas.microsoft.com/office/word/2010/wordprocessingInk" xmlns:wne="http://schemas.microsoft.com/office/word/2006/wordml" xmlns:wps="http://schemas.microsoft.com/office/word/2010/wordprocessingShape" mc:Ignorable="w14 w15 w16se w16cid w16 w16cex w16sdtdh wp14">
+<w:numbering xmlns:wpc="http://schemas.microsoft.com/office/word/2010/wordprocessingCanvas" xmlns:cx="http://schemas.microsoft.com/office/drawing/2014/chartex" xmlns:cx1="http://schemas.microsoft.com/office/drawing/2015/9/8/chartex" xmlns:cx2="http://schemas.microsoft.com/office/drawing/2015/10/21/chartex" xmlns:cx3="http://schemas.microsoft.com/office/drawing/2016/5/9/chartex" xmlns:cx4="http://schemas.microsoft.com/office/drawing/2016/5/10/chartex" xmlns:cx5="http://schemas.microsoft.com/office/drawing/2016/5/11/chartex" xmlns:cx6="http://schemas.microsoft.com/office/drawing/2016/5/12/chartex" xmlns:cx7="http://schemas.microsoft.com/office/drawing/2016/5/13/chartex" xmlns:cx8="http://schemas.microsoft.com/office/drawing/2016/5/14/chartex" xmlns:mc="http://schemas.openxmlformats.org/markup-compatibility/2006" xmlns:aink="http://schemas.microsoft.com/office/drawing/2016/ink" xmlns:am3d="http://schemas.microsoft.com/office/drawing/2017/model3d" xmlns:o="urn:schemas-microsoft-com:office:office" xmlns:oel="http://schemas.microsoft.com/office/2019/extlst" xmlns:r="http://schemas.openxmlformats.org/officeDocument/2006/relationships" xmlns:m="http://schemas.openxmlformats.org/officeDocument/2006/math" xmlns:v="urn:schemas-microsoft-com:vml" xmlns:wp14="http://schemas.microsoft.com/office/word/2010/wordprocessingDrawing" xmlns:wp="http://schemas.openxmlformats.org/drawingml/2006/wordprocessingDrawing" xmlns:w10="urn:schemas-microsoft-com:office:word" xmlns:w="http://schemas.openxmlformats.org/wordprocessingml/2006/main" xmlns:w14="http://schemas.microsoft.com/office/word/2010/wordml" xmlns:w15="http://schemas.microsoft.com/office/word/2012/wordml" xmlns:w16cex="http://schemas.microsoft.com/office/word/2018/wordml/cex" xmlns:w16cid="http://schemas.microsoft.com/office/word/2016/wordml/cid" xmlns:w16="http://schemas.microsoft.com/office/word/2018/wordml" xmlns:w16du="http://schemas.microsoft.com/office/word/2023/wordml/word16du" xmlns:w16sdtdh="http://schemas.microsoft.com/office/word/2020/wordml/sdtdatahash" xmlns:w16sdtfl="http://schemas.microsoft.com/office/word/2024/wordml/sdtformatlock" xmlns:w16se="http://schemas.microsoft.com/office/word/2015/wordml/symex" xmlns:wpg="http://schemas.microsoft.com/office/word/2010/wordprocessingGroup" xmlns:wpi="http://schemas.microsoft.com/office/word/2010/wordprocessingInk" xmlns:wne="http://schemas.microsoft.com/office/word/2006/wordml" xmlns:wps="http://schemas.microsoft.com/office/word/2010/wordprocessingShape" mc:Ignorable="w14 w15 w16se w16cid w16 w16cex w16sdtdh w16sdtfl w16du wp14">
   <w:abstractNum w:abstractNumId="0" w15:restartNumberingAfterBreak="0">
     <w:nsid w:val="01BC275B"/>
     <w:multiLevelType w:val="multilevel"/>
@@ -22902,7 +23173,7 @@
 </file>
 
 <file path=word/styles.xml><?xml version="1.0" encoding="utf-8"?>
-<w:styles xmlns:mc="http://schemas.openxmlformats.org/markup-compatibility/2006" xmlns:r="http://schemas.openxmlformats.org/officeDocument/2006/relationships" xmlns:w="http://schemas.openxmlformats.org/wordprocessingml/2006/main" xmlns:w14="http://schemas.microsoft.com/office/word/2010/wordml" xmlns:w15="http://schemas.microsoft.com/office/word/2012/wordml" xmlns:w16cex="http://schemas.microsoft.com/office/word/2018/wordml/cex" xmlns:w16cid="http://schemas.microsoft.com/office/word/2016/wordml/cid" xmlns:w16="http://schemas.microsoft.com/office/word/2018/wordml" xmlns:w16sdtdh="http://schemas.microsoft.com/office/word/2020/wordml/sdtdatahash" xmlns:w16se="http://schemas.microsoft.com/office/word/2015/wordml/symex" mc:Ignorable="w14 w15 w16se w16cid w16 w16cex w16sdtdh">
+<w:styles xmlns:mc="http://schemas.openxmlformats.org/markup-compatibility/2006" xmlns:r="http://schemas.openxmlformats.org/officeDocument/2006/relationships" xmlns:w="http://schemas.openxmlformats.org/wordprocessingml/2006/main" xmlns:w14="http://schemas.microsoft.com/office/word/2010/wordml" xmlns:w15="http://schemas.microsoft.com/office/word/2012/wordml" xmlns:w16cex="http://schemas.microsoft.com/office/word/2018/wordml/cex" xmlns:w16cid="http://schemas.microsoft.com/office/word/2016/wordml/cid" xmlns:w16="http://schemas.microsoft.com/office/word/2018/wordml" xmlns:w16du="http://schemas.microsoft.com/office/word/2023/wordml/word16du" xmlns:w16sdtdh="http://schemas.microsoft.com/office/word/2020/wordml/sdtdatahash" xmlns:w16sdtfl="http://schemas.microsoft.com/office/word/2024/wordml/sdtformatlock" xmlns:w16se="http://schemas.microsoft.com/office/word/2015/wordml/symex" mc:Ignorable="w14 w15 w16se w16cid w16 w16cex w16sdtdh w16sdtfl w16du">
   <w:docDefaults>
     <w:rPrDefault>
       <w:rPr>
